--- a/8-资源管理/运行记录类文件/100202-运维工具自评估报告.docx
+++ b/8-资源管理/运行记录类文件/100202-运维工具自评估报告.docx
@@ -2206,9 +2206,16 @@
           </w:tcPr>
           <w:p>
             <w:pPr>
-              <w:spacing w:before="39" w:line="236" w:lineRule="auto"/>
-              <w:ind w:left="111" w:right="103" w:firstLine="2"/>
-              <w:jc w:val="both"/>
+              <w:pStyle w:val="29"/>
+              <w:keepNext w:val="0"/>
+              <w:keepLines w:val="0"/>
+              <w:pageBreakBefore w:val="0"/>
+              <w:widowControl w:val="0"/>
+              <w:wordWrap/>
+              <w:overflowPunct/>
+              <w:topLinePunct w:val="0"/>
+              <w:bidi w:val="0"/>
+              <w:ind w:left="0" w:leftChars="0" w:firstLine="0" w:firstLineChars="0"/>
               <w:rPr>
                 <w:rFonts w:ascii="宋体" w:hAnsi="宋体" w:eastAsia="宋体" w:cs="宋体"/>
                 <w:sz w:val="24"/>
@@ -2218,8 +2225,18 @@
             <w:r>
               <w:rPr>
                 <w:rFonts w:hint="eastAsia"/>
-              </w:rPr>
-              <w:t>集产品管理、项目管理、质量管理、文档管理、组织管理和事务管理于一体，是一款功能完备的项目管理软件</w:t>
+                <w:lang w:val="en-US" w:eastAsia="zh-CN"/>
+              </w:rPr>
+              <w:t>在工单、事件、问题、变更和配置管理方面，禅道通过其高度可定制的工作流引擎与结构化数据模型，为运维团队构建了多维</w:t>
+            </w:r>
+            <w:bookmarkStart w:id="5" w:name="_GoBack"/>
+            <w:bookmarkEnd w:id="5"/>
+            <w:r>
+              <w:rPr>
+                <w:rFonts w:hint="eastAsia"/>
+                <w:lang w:val="en-US" w:eastAsia="zh-CN"/>
+              </w:rPr>
+              <w:t>一体、环环相扣的闭环管理特色</w:t>
             </w:r>
           </w:p>
         </w:tc>
@@ -2779,8 +2796,6 @@
               </w:rPr>
               <w:t>烟台林海嵎峡田综合体智慧农业大数据平台建设项目</w:t>
             </w:r>
-            <w:bookmarkStart w:id="5" w:name="_GoBack"/>
-            <w:bookmarkEnd w:id="5"/>
           </w:p>
         </w:tc>
         <w:tc>

--- a/8-资源管理/运行记录类文件/100202-运维工具自评估报告.docx
+++ b/8-资源管理/运行记录类文件/100202-运维工具自评估报告.docx
@@ -102,7 +102,7 @@
         <w:pStyle w:val="24"/>
         <w:bidi w:val="0"/>
       </w:pPr>
-      <w:bookmarkStart w:id="0" w:name="_Toc3286"/>
+      <w:bookmarkStart w:id="0" w:name="_Toc31199"/>
       <w:r>
         <w:rPr>
           <w:rFonts w:hint="eastAsia"/>
@@ -121,7 +121,7 @@
           <w:lang w:val="en-US"/>
         </w:rPr>
       </w:pPr>
-      <w:bookmarkStart w:id="1" w:name="_Toc18231"/>
+      <w:bookmarkStart w:id="1" w:name="_Toc12058"/>
       <w:r>
         <w:rPr>
           <w:rFonts w:hint="eastAsia"/>
@@ -1460,7 +1460,7 @@
               <w:rFonts w:hint="eastAsia" w:ascii="宋体" w:hAnsi="宋体" w:eastAsia="宋体" w:cs="宋体"/>
               <w:szCs w:val="24"/>
             </w:rPr>
-            <w:instrText xml:space="preserve"> HYPERLINK \l _Toc3286 </w:instrText>
+            <w:instrText xml:space="preserve"> HYPERLINK \l _Toc31199 </w:instrText>
           </w:r>
           <w:r>
             <w:rPr>
@@ -1483,7 +1483,7 @@
             <w:fldChar w:fldCharType="begin"/>
           </w:r>
           <w:r>
-            <w:instrText xml:space="preserve"> PAGEREF _Toc3286 \h </w:instrText>
+            <w:instrText xml:space="preserve"> PAGEREF _Toc31199 \h </w:instrText>
           </w:r>
           <w:r>
             <w:fldChar w:fldCharType="separate"/>
@@ -1521,7 +1521,7 @@
               <w:rFonts w:hint="eastAsia" w:ascii="宋体" w:hAnsi="宋体" w:eastAsia="宋体" w:cs="宋体"/>
               <w:szCs w:val="24"/>
             </w:rPr>
-            <w:instrText xml:space="preserve"> HYPERLINK \l _Toc18231 </w:instrText>
+            <w:instrText xml:space="preserve"> HYPERLINK \l _Toc12058 </w:instrText>
           </w:r>
           <w:r>
             <w:rPr>
@@ -1544,7 +1544,7 @@
             <w:fldChar w:fldCharType="begin"/>
           </w:r>
           <w:r>
-            <w:instrText xml:space="preserve"> PAGEREF _Toc18231 \h </w:instrText>
+            <w:instrText xml:space="preserve"> PAGEREF _Toc12058 \h </w:instrText>
           </w:r>
           <w:r>
             <w:fldChar w:fldCharType="separate"/>
@@ -1582,7 +1582,7 @@
               <w:rFonts w:hint="eastAsia" w:ascii="宋体" w:hAnsi="宋体" w:eastAsia="宋体" w:cs="宋体"/>
               <w:szCs w:val="24"/>
             </w:rPr>
-            <w:instrText xml:space="preserve"> HYPERLINK \l _Toc28582 </w:instrText>
+            <w:instrText xml:space="preserve"> HYPERLINK \l _Toc258 </w:instrText>
           </w:r>
           <w:r>
             <w:rPr>
@@ -1607,7 +1607,7 @@
             <w:fldChar w:fldCharType="begin"/>
           </w:r>
           <w:r>
-            <w:instrText xml:space="preserve"> PAGEREF _Toc28582 \h </w:instrText>
+            <w:instrText xml:space="preserve"> PAGEREF _Toc258 \h </w:instrText>
           </w:r>
           <w:r>
             <w:fldChar w:fldCharType="separate"/>
@@ -1674,7 +1674,7 @@
         <w:pStyle w:val="28"/>
         <w:bidi w:val="0"/>
       </w:pPr>
-      <w:bookmarkStart w:id="2" w:name="_Toc28582"/>
+      <w:bookmarkStart w:id="2" w:name="_Toc258"/>
       <w:r>
         <w:t>目的</w:t>
       </w:r>
@@ -2196,7 +2196,7 @@
                 <w:szCs w:val="24"/>
                 <w:lang w:val="en-US" w:eastAsia="zh-CN"/>
               </w:rPr>
-              <w:t>禅道项目管理工具</w:t>
+              <w:t>禅道管理平台</w:t>
             </w:r>
           </w:p>
         </w:tc>
@@ -2227,16 +2227,7 @@
                 <w:rFonts w:hint="eastAsia"/>
                 <w:lang w:val="en-US" w:eastAsia="zh-CN"/>
               </w:rPr>
-              <w:t>在工单、事件、问题、变更和配置管理方面，禅道通过其高度可定制的工作流引擎与结构化数据模型，为运维团队构建了多维</w:t>
-            </w:r>
-            <w:bookmarkStart w:id="5" w:name="_GoBack"/>
-            <w:bookmarkEnd w:id="5"/>
-            <w:r>
-              <w:rPr>
-                <w:rFonts w:hint="eastAsia"/>
-                <w:lang w:val="en-US" w:eastAsia="zh-CN"/>
-              </w:rPr>
-              <w:t>一体、环环相扣的闭环管理特色</w:t>
+              <w:t>在工单、事件、问题、变更和配置管理方面，禅道通过其高度可定制的工作流引擎与结构化数据模型，为运维团队构建了多维一体、环环相扣的闭环管理特色</w:t>
             </w:r>
           </w:p>
         </w:tc>
@@ -2312,7 +2303,16 @@
                 <w:rFonts w:hint="default"/>
                 <w:lang w:val="en-US" w:eastAsia="zh-CN"/>
               </w:rPr>
-              <w:t>烟台林海嵎峡田综合体智慧农业大数据平台建设项目</w:t>
+              <w:t>烟台林海嵎峡田综合体智慧农业大数据平</w:t>
+            </w:r>
+            <w:bookmarkStart w:id="5" w:name="_GoBack"/>
+            <w:bookmarkEnd w:id="5"/>
+            <w:r>
+              <w:rPr>
+                <w:rFonts w:hint="default"/>
+                <w:lang w:val="en-US" w:eastAsia="zh-CN"/>
+              </w:rPr>
+              <w:t>台建设项目</w:t>
             </w:r>
           </w:p>
         </w:tc>
@@ -2986,9 +2986,9 @@
           <w:lang w:val="en-US" w:eastAsia="zh-CN"/>
         </w:rPr>
       </w:pPr>
-      <w:bookmarkStart w:id="3" w:name="bookmark3"/>
+      <w:bookmarkStart w:id="3" w:name="bookmark14"/>
       <w:bookmarkEnd w:id="3"/>
-      <w:bookmarkStart w:id="4" w:name="bookmark14"/>
+      <w:bookmarkStart w:id="4" w:name="bookmark3"/>
       <w:bookmarkEnd w:id="4"/>
     </w:p>
     <w:sectPr>
@@ -3230,7 +3230,7 @@
         <w:ind w:left="425" w:hanging="425"/>
       </w:pPr>
       <w:rPr>
-        <w:rFonts w:hint="default"/>
+        <w:rFonts w:hint="default" w:ascii="Arial" w:hAnsi="Arial" w:cs="Arial"/>
       </w:rPr>
     </w:lvl>
   </w:abstractNum>
